--- a/docker/demo/files/northern-star-particulars-draft.docx
+++ b/docker/demo/files/northern-star-particulars-draft.docx
@@ -521,7 +521,7 @@
       </w:pPr>
       <w:r>
         <w:rPr/>
-        <w:t>16.    By letter of 23 September 2026 the claimant’s solicitors explained why that was wrong and offered USD 96,300.00 in full and final settlement. By email of 30 September 2026 the defendant’s solicitors rejected the offer and refused to agree to arbitration.</w:t>
+        <w:t>16.    The claimant disputed that figure. By email of 30 September 2026 the defendant’s solicitors maintained it and refused to agree to arbitration.</w:t>
       </w:r>
     </w:p>
     <w:p>
